--- a/Sınıf içi Etkinlik Ödevi.docx
+++ b/Sınıf içi Etkinlik Ödevi.docx
@@ -48,23 +48,13 @@
         </w:r>
       </w:hyperlink>
       <w:r>
-        <w:t xml:space="preserve"> sayfasında bir not kayıt alanı olacaktır, burada yeni not dataları giriş </w:t>
-      </w:r>
-      <w:proofErr w:type="gramStart"/>
-      <w:r>
-        <w:t>olacak  ve</w:t>
-      </w:r>
-      <w:proofErr w:type="gramEnd"/>
-      <w:r>
-        <w:t xml:space="preserve"> veriler eksik </w:t>
-      </w:r>
-      <w:proofErr w:type="gramStart"/>
-      <w:r>
-        <w:t>ise  ile</w:t>
-      </w:r>
-      <w:proofErr w:type="gramEnd"/>
-      <w:r>
-        <w:t xml:space="preserve"> </w:t>
+        <w:t xml:space="preserve"> sayfasında bir not kayıt alanı olacaktır, burada yeni not dataları giriş</w:t>
+      </w:r>
+      <w:r>
+        <w:t>i</w:t>
+      </w:r>
+      <w:r>
+        <w:t xml:space="preserve"> olacak ve veriler eksik ise </w:t>
       </w:r>
       <w:proofErr w:type="spellStart"/>
       <w:r>
@@ -72,7 +62,10 @@
       </w:r>
       <w:proofErr w:type="spellEnd"/>
       <w:r>
-        <w:t xml:space="preserve"> devreye girecektir.</w:t>
+        <w:t xml:space="preserve"> devreye girecek</w:t>
+      </w:r>
+      <w:r>
+        <w:t xml:space="preserve"> ve kullanıcı uyarılacaktır.</w:t>
       </w:r>
     </w:p>
     <w:p>
@@ -98,18 +91,87 @@
       <w:r>
         <w:t>Not Silme: Not listesindeki her bir satırda “Sil” butonu olacak ve tıklanıldığında direkt olarak ilgili not silinecektir. Burada herhangi bir soru sormasına gerek yoktur.</w:t>
       </w:r>
+      <w:r>
+        <w:t xml:space="preserve"> </w:t>
+      </w:r>
     </w:p>
-    <w:p/>
     <w:p>
+      <w:pPr>
+        <w:pStyle w:val="ListeParagraf"/>
+      </w:pPr>
+    </w:p>
+    <w:p>
+      <w:pPr>
+        <w:pStyle w:val="ListeParagraf"/>
+        <w:jc w:val="both"/>
+      </w:pPr>
+    </w:p>
+    <w:p>
+      <w:r>
+        <w:drawing>
+          <wp:inline distT="0" distB="0" distL="0" distR="0" wp14:anchorId="4BD336C4" wp14:editId="51E27245">
+            <wp:extent cx="1366441" cy="1420238"/>
+            <wp:effectExtent l="0" t="0" r="5715" b="2540"/>
+            <wp:docPr id="230627483" name="Resim 1"/>
+            <wp:cNvGraphicFramePr>
+              <a:graphicFrameLocks xmlns:a="http://schemas.openxmlformats.org/drawingml/2006/main" noChangeAspect="1"/>
+            </wp:cNvGraphicFramePr>
+            <a:graphic xmlns:a="http://schemas.openxmlformats.org/drawingml/2006/main">
+              <a:graphicData uri="http://schemas.openxmlformats.org/drawingml/2006/picture">
+                <pic:pic xmlns:pic="http://schemas.openxmlformats.org/drawingml/2006/picture">
+                  <pic:nvPicPr>
+                    <pic:cNvPr id="230627483" name=""/>
+                    <pic:cNvPicPr/>
+                  </pic:nvPicPr>
+                  <pic:blipFill>
+                    <a:blip r:embed="rId6"/>
+                    <a:stretch>
+                      <a:fillRect/>
+                    </a:stretch>
+                  </pic:blipFill>
+                  <pic:spPr>
+                    <a:xfrm>
+                      <a:off x="0" y="0"/>
+                      <a:ext cx="1383627" cy="1438101"/>
+                    </a:xfrm>
+                    <a:prstGeom prst="rect">
+                      <a:avLst/>
+                    </a:prstGeom>
+                  </pic:spPr>
+                </pic:pic>
+              </a:graphicData>
+            </a:graphic>
+          </wp:inline>
+        </w:drawing>
+      </w:r>
+    </w:p>
+    <w:p>
+      <w:r>
+        <w:t>Gönderme sırasında yukarıda klasör ve dosyaları göndermenize gerek yok, diğerlerini komple gönderiniz.</w:t>
+      </w:r>
+    </w:p>
+    <w:p>
       <w:r>
         <w:t xml:space="preserve">Ödevlerin Gönderilmesi: </w:t>
       </w:r>
-      <w:hyperlink r:id="rId6" w:history="1">
+      <w:hyperlink r:id="rId7" w:history="1">
         <w:r>
           <w:rPr>
             <w:rStyle w:val="Kpr"/>
           </w:rPr>
-          <w:t>https://wetransfer.com/</w:t>
+          <w:t>https://wetransfer.</w:t>
+        </w:r>
+        <w:r>
+          <w:rPr>
+            <w:rStyle w:val="Kpr"/>
+          </w:rPr>
+          <w:t>c</w:t>
+        </w:r>
+        <w:r>
+          <w:rPr>
+            <w:rStyle w:val="Kpr"/>
+          </w:rPr>
+          <w:t>om/</w:t>
         </w:r>
       </w:hyperlink>
       <w:r>
@@ -135,7 +197,7 @@
       <w:r>
         <w:t xml:space="preserve">da .rar olarak </w:t>
       </w:r>
-      <w:hyperlink r:id="rId7" w:history="1">
+      <w:hyperlink r:id="rId8" w:history="1">
         <w:r>
           <w:rPr>
             <w:rStyle w:val="Kpr"/>
@@ -177,6 +239,7 @@
         <w:rPr>
           <w:noProof/>
         </w:rPr>
+        <w:lastRenderedPageBreak/>
         <w:drawing>
           <wp:inline distT="0" distB="0" distL="0" distR="0" wp14:anchorId="429E2A00" wp14:editId="01DADB7E">
             <wp:extent cx="5760720" cy="3054350"/>
@@ -193,7 +256,7 @@
                     <pic:cNvPicPr/>
                   </pic:nvPicPr>
                   <pic:blipFill>
-                    <a:blip r:embed="rId8"/>
+                    <a:blip r:embed="rId9"/>
                     <a:stretch>
                       <a:fillRect/>
                     </a:stretch>
@@ -1264,6 +1327,18 @@
       <w:shd w:val="clear" w:color="auto" w:fill="E1DFDD"/>
     </w:rPr>
   </w:style>
+  <w:style w:type="character" w:styleId="zlenenKpr">
+    <w:name w:val="FollowedHyperlink"/>
+    <w:basedOn w:val="VarsaylanParagrafYazTipi"/>
+    <w:uiPriority w:val="99"/>
+    <w:semiHidden/>
+    <w:unhideWhenUsed/>
+    <w:rsid w:val="009D5689"/>
+    <w:rPr>
+      <w:color w:val="96607D" w:themeColor="followedHyperlink"/>
+      <w:u w:val="single"/>
+    </w:rPr>
+  </w:style>
 </w:styles>
 </file>
 
